--- a/docs/skill-documents/starling-audio-pack.docx
+++ b/docs/skill-documents/starling-audio-pack.docx
@@ -830,7 +830,7 @@
     <w:link w:val="TitleChar"/>
     <w:uiPriority w:val="10"/>
     <w:qFormat/>
-    <w:rsid w:val="007261A1"/>
+    <w:rsid w:val="008A1AAD"/>
     <w:pPr>
       <w:spacing w:after="0"/>
       <w:contextualSpacing/>
@@ -849,7 +849,7 @@
     <w:basedOn w:val="DefaultParagraphFont"/>
     <w:link w:val="Title"/>
     <w:uiPriority w:val="10"/>
-    <w:rsid w:val="007261A1"/>
+    <w:rsid w:val="008A1AAD"/>
     <w:rPr>
       <w:rFonts w:asciiTheme="majorHAnsi" w:eastAsiaTheme="majorEastAsia" w:hAnsiTheme="majorHAnsi" w:cstheme="majorBidi"/>
       <w:spacing w:val="-10"/>
@@ -864,7 +864,7 @@
     <w:link w:val="HeaderChar"/>
     <w:uiPriority w:val="99"/>
     <w:unhideWhenUsed/>
-    <w:rsid w:val="007261A1"/>
+    <w:rsid w:val="008A1AAD"/>
     <w:pPr>
       <w:tabs>
         <w:tab w:val="center" w:pos="4513"/>
@@ -878,7 +878,7 @@
     <w:basedOn w:val="DefaultParagraphFont"/>
     <w:link w:val="Header"/>
     <w:uiPriority w:val="99"/>
-    <w:rsid w:val="007261A1"/>
+    <w:rsid w:val="008A1AAD"/>
     <w:rPr>
       <w:rFonts w:ascii="Arial" w:hAnsi="Arial" w:cs="Arial"/>
       <w:color w:val="000000"/>
@@ -891,7 +891,7 @@
     <w:link w:val="FooterChar"/>
     <w:uiPriority w:val="99"/>
     <w:unhideWhenUsed/>
-    <w:rsid w:val="007261A1"/>
+    <w:rsid w:val="008A1AAD"/>
     <w:pPr>
       <w:tabs>
         <w:tab w:val="center" w:pos="4513"/>
@@ -905,7 +905,7 @@
     <w:basedOn w:val="DefaultParagraphFont"/>
     <w:link w:val="Footer"/>
     <w:uiPriority w:val="99"/>
-    <w:rsid w:val="007261A1"/>
+    <w:rsid w:val="008A1AAD"/>
     <w:rPr>
       <w:rFonts w:ascii="Arial" w:hAnsi="Arial" w:cs="Arial"/>
       <w:color w:val="000000"/>

--- a/docs/skill-documents/starling-audio-pack.docx
+++ b/docs/skill-documents/starling-audio-pack.docx
@@ -45,7 +45,7 @@
         <w:rPr>
           <w:sz w:val="16"/>
         </w:rPr>
-        <w:t>Snapshot 16 October 2026</w:t>
+        <w:t>Snapshot 17 October 2026</w:t>
       </w:r>
     </w:p>
     <w:p>
@@ -830,7 +830,7 @@
     <w:link w:val="TitleChar"/>
     <w:uiPriority w:val="10"/>
     <w:qFormat/>
-    <w:rsid w:val="008A1AAD"/>
+    <w:rsid w:val="00AF2F91"/>
     <w:pPr>
       <w:spacing w:after="0"/>
       <w:contextualSpacing/>
@@ -849,7 +849,7 @@
     <w:basedOn w:val="DefaultParagraphFont"/>
     <w:link w:val="Title"/>
     <w:uiPriority w:val="10"/>
-    <w:rsid w:val="008A1AAD"/>
+    <w:rsid w:val="00AF2F91"/>
     <w:rPr>
       <w:rFonts w:asciiTheme="majorHAnsi" w:eastAsiaTheme="majorEastAsia" w:hAnsiTheme="majorHAnsi" w:cstheme="majorBidi"/>
       <w:spacing w:val="-10"/>
@@ -864,7 +864,7 @@
     <w:link w:val="HeaderChar"/>
     <w:uiPriority w:val="99"/>
     <w:unhideWhenUsed/>
-    <w:rsid w:val="008A1AAD"/>
+    <w:rsid w:val="00AF2F91"/>
     <w:pPr>
       <w:tabs>
         <w:tab w:val="center" w:pos="4513"/>
@@ -878,7 +878,7 @@
     <w:basedOn w:val="DefaultParagraphFont"/>
     <w:link w:val="Header"/>
     <w:uiPriority w:val="99"/>
-    <w:rsid w:val="008A1AAD"/>
+    <w:rsid w:val="00AF2F91"/>
     <w:rPr>
       <w:rFonts w:ascii="Arial" w:hAnsi="Arial" w:cs="Arial"/>
       <w:color w:val="000000"/>
@@ -891,7 +891,7 @@
     <w:link w:val="FooterChar"/>
     <w:uiPriority w:val="99"/>
     <w:unhideWhenUsed/>
-    <w:rsid w:val="008A1AAD"/>
+    <w:rsid w:val="00AF2F91"/>
     <w:pPr>
       <w:tabs>
         <w:tab w:val="center" w:pos="4513"/>
@@ -905,7 +905,7 @@
     <w:basedOn w:val="DefaultParagraphFont"/>
     <w:link w:val="Footer"/>
     <w:uiPriority w:val="99"/>
-    <w:rsid w:val="008A1AAD"/>
+    <w:rsid w:val="00AF2F91"/>
     <w:rPr>
       <w:rFonts w:ascii="Arial" w:hAnsi="Arial" w:cs="Arial"/>
       <w:color w:val="000000"/>

--- a/docs/skill-documents/starling-audio-pack.docx
+++ b/docs/skill-documents/starling-audio-pack.docx
@@ -830,7 +830,7 @@
     <w:link w:val="TitleChar"/>
     <w:uiPriority w:val="10"/>
     <w:qFormat/>
-    <w:rsid w:val="00AF2F91"/>
+    <w:rsid w:val="00E97357"/>
     <w:pPr>
       <w:spacing w:after="0"/>
       <w:contextualSpacing/>
@@ -849,7 +849,7 @@
     <w:basedOn w:val="DefaultParagraphFont"/>
     <w:link w:val="Title"/>
     <w:uiPriority w:val="10"/>
-    <w:rsid w:val="00AF2F91"/>
+    <w:rsid w:val="00E97357"/>
     <w:rPr>
       <w:rFonts w:asciiTheme="majorHAnsi" w:eastAsiaTheme="majorEastAsia" w:hAnsiTheme="majorHAnsi" w:cstheme="majorBidi"/>
       <w:spacing w:val="-10"/>
@@ -864,7 +864,7 @@
     <w:link w:val="HeaderChar"/>
     <w:uiPriority w:val="99"/>
     <w:unhideWhenUsed/>
-    <w:rsid w:val="00AF2F91"/>
+    <w:rsid w:val="00E97357"/>
     <w:pPr>
       <w:tabs>
         <w:tab w:val="center" w:pos="4513"/>
@@ -878,7 +878,7 @@
     <w:basedOn w:val="DefaultParagraphFont"/>
     <w:link w:val="Header"/>
     <w:uiPriority w:val="99"/>
-    <w:rsid w:val="00AF2F91"/>
+    <w:rsid w:val="00E97357"/>
     <w:rPr>
       <w:rFonts w:ascii="Arial" w:hAnsi="Arial" w:cs="Arial"/>
       <w:color w:val="000000"/>
@@ -891,7 +891,7 @@
     <w:link w:val="FooterChar"/>
     <w:uiPriority w:val="99"/>
     <w:unhideWhenUsed/>
-    <w:rsid w:val="00AF2F91"/>
+    <w:rsid w:val="00E97357"/>
     <w:pPr>
       <w:tabs>
         <w:tab w:val="center" w:pos="4513"/>
@@ -905,7 +905,7 @@
     <w:basedOn w:val="DefaultParagraphFont"/>
     <w:link w:val="Footer"/>
     <w:uiPriority w:val="99"/>
-    <w:rsid w:val="00AF2F91"/>
+    <w:rsid w:val="00E97357"/>
     <w:rPr>
       <w:rFonts w:ascii="Arial" w:hAnsi="Arial" w:cs="Arial"/>
       <w:color w:val="000000"/>

--- a/docs/skill-documents/starling-audio-pack.docx
+++ b/docs/skill-documents/starling-audio-pack.docx
@@ -830,7 +830,7 @@
     <w:link w:val="TitleChar"/>
     <w:uiPriority w:val="10"/>
     <w:qFormat/>
-    <w:rsid w:val="00E97357"/>
+    <w:rsid w:val="002B5DED"/>
     <w:pPr>
       <w:spacing w:after="0"/>
       <w:contextualSpacing/>
@@ -849,7 +849,7 @@
     <w:basedOn w:val="DefaultParagraphFont"/>
     <w:link w:val="Title"/>
     <w:uiPriority w:val="10"/>
-    <w:rsid w:val="00E97357"/>
+    <w:rsid w:val="002B5DED"/>
     <w:rPr>
       <w:rFonts w:asciiTheme="majorHAnsi" w:eastAsiaTheme="majorEastAsia" w:hAnsiTheme="majorHAnsi" w:cstheme="majorBidi"/>
       <w:spacing w:val="-10"/>
@@ -864,7 +864,7 @@
     <w:link w:val="HeaderChar"/>
     <w:uiPriority w:val="99"/>
     <w:unhideWhenUsed/>
-    <w:rsid w:val="00E97357"/>
+    <w:rsid w:val="002B5DED"/>
     <w:pPr>
       <w:tabs>
         <w:tab w:val="center" w:pos="4513"/>
@@ -878,7 +878,7 @@
     <w:basedOn w:val="DefaultParagraphFont"/>
     <w:link w:val="Header"/>
     <w:uiPriority w:val="99"/>
-    <w:rsid w:val="00E97357"/>
+    <w:rsid w:val="002B5DED"/>
     <w:rPr>
       <w:rFonts w:ascii="Arial" w:hAnsi="Arial" w:cs="Arial"/>
       <w:color w:val="000000"/>
@@ -891,7 +891,7 @@
     <w:link w:val="FooterChar"/>
     <w:uiPriority w:val="99"/>
     <w:unhideWhenUsed/>
-    <w:rsid w:val="00E97357"/>
+    <w:rsid w:val="002B5DED"/>
     <w:pPr>
       <w:tabs>
         <w:tab w:val="center" w:pos="4513"/>
@@ -905,7 +905,7 @@
     <w:basedOn w:val="DefaultParagraphFont"/>
     <w:link w:val="Footer"/>
     <w:uiPriority w:val="99"/>
-    <w:rsid w:val="00E97357"/>
+    <w:rsid w:val="002B5DED"/>
     <w:rPr>
       <w:rFonts w:ascii="Arial" w:hAnsi="Arial" w:cs="Arial"/>
       <w:color w:val="000000"/>

--- a/docs/skill-documents/starling-audio-pack.docx
+++ b/docs/skill-documents/starling-audio-pack.docx
@@ -45,7 +45,7 @@
         <w:rPr>
           <w:sz w:val="16"/>
         </w:rPr>
-        <w:t>Snapshot 17 October 2026</w:t>
+        <w:t>Snapshot 18 October 2026</w:t>
       </w:r>
     </w:p>
     <w:p>
@@ -830,7 +830,7 @@
     <w:link w:val="TitleChar"/>
     <w:uiPriority w:val="10"/>
     <w:qFormat/>
-    <w:rsid w:val="002B5DED"/>
+    <w:rsid w:val="002D74CB"/>
     <w:pPr>
       <w:spacing w:after="0"/>
       <w:contextualSpacing/>
@@ -849,7 +849,7 @@
     <w:basedOn w:val="DefaultParagraphFont"/>
     <w:link w:val="Title"/>
     <w:uiPriority w:val="10"/>
-    <w:rsid w:val="002B5DED"/>
+    <w:rsid w:val="002D74CB"/>
     <w:rPr>
       <w:rFonts w:asciiTheme="majorHAnsi" w:eastAsiaTheme="majorEastAsia" w:hAnsiTheme="majorHAnsi" w:cstheme="majorBidi"/>
       <w:spacing w:val="-10"/>
@@ -864,7 +864,7 @@
     <w:link w:val="HeaderChar"/>
     <w:uiPriority w:val="99"/>
     <w:unhideWhenUsed/>
-    <w:rsid w:val="002B5DED"/>
+    <w:rsid w:val="002D74CB"/>
     <w:pPr>
       <w:tabs>
         <w:tab w:val="center" w:pos="4513"/>
@@ -878,7 +878,7 @@
     <w:basedOn w:val="DefaultParagraphFont"/>
     <w:link w:val="Header"/>
     <w:uiPriority w:val="99"/>
-    <w:rsid w:val="002B5DED"/>
+    <w:rsid w:val="002D74CB"/>
     <w:rPr>
       <w:rFonts w:ascii="Arial" w:hAnsi="Arial" w:cs="Arial"/>
       <w:color w:val="000000"/>
@@ -891,7 +891,7 @@
     <w:link w:val="FooterChar"/>
     <w:uiPriority w:val="99"/>
     <w:unhideWhenUsed/>
-    <w:rsid w:val="002B5DED"/>
+    <w:rsid w:val="002D74CB"/>
     <w:pPr>
       <w:tabs>
         <w:tab w:val="center" w:pos="4513"/>
@@ -905,7 +905,7 @@
     <w:basedOn w:val="DefaultParagraphFont"/>
     <w:link w:val="Footer"/>
     <w:uiPriority w:val="99"/>
-    <w:rsid w:val="002B5DED"/>
+    <w:rsid w:val="002D74CB"/>
     <w:rPr>
       <w:rFonts w:ascii="Arial" w:hAnsi="Arial" w:cs="Arial"/>
       <w:color w:val="000000"/>

--- a/docs/skill-documents/starling-audio-pack.docx
+++ b/docs/skill-documents/starling-audio-pack.docx
@@ -45,7 +45,7 @@
         <w:rPr>
           <w:sz w:val="16"/>
         </w:rPr>
-        <w:t>Snapshot 18 October 2026</w:t>
+        <w:t>Snapshot 21 October 2026</w:t>
       </w:r>
     </w:p>
     <w:p>
@@ -58,7 +58,7 @@
         <w:rPr>
           <w:sz w:val="16"/>
         </w:rPr>
-        <w:t>Original file: C:\Users\darsh\Downloads\roleplay\starling-audio-pack\SKILL.md</w:t>
+        <w:t>Original file: D:\Emergent Narrative\en2 website\.work-starling-update\starling-audio-pack\SKILL.md</w:t>
       </w:r>
     </w:p>
     <w:p>
@@ -71,7 +71,7 @@
         <w:rPr>
           <w:sz w:val="16"/>
         </w:rPr>
-        <w:t>SHA256: 608981b482d6f3c627c9633cc25bc50e721c726362cc98086c7a3e500cb06210</w:t>
+        <w:t>SHA256: 798115ae494b87652d5dddd63c86c69a7119ebc599e7ce7f8fb4aaeb6b71e114</w:t>
       </w:r>
     </w:p>
     <w:p>
@@ -89,6 +89,7 @@
     </w:p>
     <w:p>
       <w:pPr>
+        <w:keepNext/>
         <w:spacing w:after="0"/>
         <w:rPr>
           <w:sz w:val="6"/>
@@ -117,6 +118,7 @@
     </w:p>
     <w:p>
       <w:pPr>
+        <w:keepNext/>
         <w:spacing w:after="0"/>
         <w:rPr>
           <w:sz w:val="6"/>
@@ -142,6 +144,7 @@
     </w:p>
     <w:p>
       <w:pPr>
+        <w:keepNext/>
         <w:spacing w:after="0"/>
         <w:rPr>
           <w:sz w:val="6"/>
@@ -155,6 +158,7 @@
     </w:p>
     <w:p>
       <w:pPr>
+        <w:keepNext/>
         <w:spacing w:after="0"/>
         <w:rPr>
           <w:sz w:val="6"/>
@@ -168,6 +172,7 @@
     </w:p>
     <w:p>
       <w:pPr>
+        <w:keepNext/>
         <w:spacing w:after="0"/>
         <w:rPr>
           <w:sz w:val="6"/>
@@ -176,11 +181,26 @@
     </w:p>
     <w:p>
       <w:r>
+        <w:t>For newly generated dialogue, keep canonical text unchanged and save a separate tts_text: transliterate the first 2-3 spoken words into Hindi/Devanagari and the remaining words into Roman/English script. Transliteration changes writing, not language, meaning or word order; do not translate or add an opening phrase. Save canonical_text, tts_text and their line mapping. Listen to the complete result for the intended accent and exact spoken content; script choice alone does not guarantee accent. This rule does not alter accepted recordings or automatically apply to narrator lines.</w:t>
+      </w:r>
+    </w:p>
+    <w:p>
+      <w:pPr>
+        <w:keepNext/>
+        <w:spacing w:after="0"/>
+        <w:rPr>
+          <w:sz w:val="6"/>
+        </w:rPr>
+      </w:pPr>
+    </w:p>
+    <w:p>
+      <w:r>
         <w:t>For new speech read the installed ElevenLabs creative-studio skill and live tool schema; use eleven_v3 and selected voices. Persist actual asynchronous job IDs immediately, reconcile uncertain paid requests and download durable originals. Generate only the authorized number of takes.</w:t>
       </w:r>
     </w:p>
     <w:p>
       <w:pPr>
+        <w:keepNext/>
         <w:spacing w:after="0"/>
         <w:rPr>
           <w:sz w:val="6"/>
@@ -194,6 +214,7 @@
     </w:p>
     <w:p>
       <w:pPr>
+        <w:keepNext/>
         <w:spacing w:after="0"/>
         <w:rPr>
           <w:sz w:val="6"/>
@@ -207,6 +228,7 @@
     </w:p>
     <w:p>
       <w:pPr>
+        <w:keepNext/>
         <w:spacing w:after="0"/>
         <w:rPr>
           <w:sz w:val="6"/>
@@ -220,6 +242,7 @@
     </w:p>
     <w:p>
       <w:pPr>
+        <w:keepNext/>
         <w:spacing w:after="0"/>
         <w:rPr>
           <w:sz w:val="6"/>
@@ -830,7 +853,7 @@
     <w:link w:val="TitleChar"/>
     <w:uiPriority w:val="10"/>
     <w:qFormat/>
-    <w:rsid w:val="002D74CB"/>
+    <w:rsid w:val="00A13D48"/>
     <w:pPr>
       <w:spacing w:after="0"/>
       <w:contextualSpacing/>
@@ -849,7 +872,7 @@
     <w:basedOn w:val="DefaultParagraphFont"/>
     <w:link w:val="Title"/>
     <w:uiPriority w:val="10"/>
-    <w:rsid w:val="002D74CB"/>
+    <w:rsid w:val="00A13D48"/>
     <w:rPr>
       <w:rFonts w:asciiTheme="majorHAnsi" w:eastAsiaTheme="majorEastAsia" w:hAnsiTheme="majorHAnsi" w:cstheme="majorBidi"/>
       <w:spacing w:val="-10"/>
@@ -864,7 +887,7 @@
     <w:link w:val="HeaderChar"/>
     <w:uiPriority w:val="99"/>
     <w:unhideWhenUsed/>
-    <w:rsid w:val="002D74CB"/>
+    <w:rsid w:val="00A13D48"/>
     <w:pPr>
       <w:tabs>
         <w:tab w:val="center" w:pos="4513"/>
@@ -878,7 +901,7 @@
     <w:basedOn w:val="DefaultParagraphFont"/>
     <w:link w:val="Header"/>
     <w:uiPriority w:val="99"/>
-    <w:rsid w:val="002D74CB"/>
+    <w:rsid w:val="00A13D48"/>
     <w:rPr>
       <w:rFonts w:ascii="Arial" w:hAnsi="Arial" w:cs="Arial"/>
       <w:color w:val="000000"/>
@@ -891,7 +914,7 @@
     <w:link w:val="FooterChar"/>
     <w:uiPriority w:val="99"/>
     <w:unhideWhenUsed/>
-    <w:rsid w:val="002D74CB"/>
+    <w:rsid w:val="00A13D48"/>
     <w:pPr>
       <w:tabs>
         <w:tab w:val="center" w:pos="4513"/>
@@ -905,7 +928,7 @@
     <w:basedOn w:val="DefaultParagraphFont"/>
     <w:link w:val="Footer"/>
     <w:uiPriority w:val="99"/>
-    <w:rsid w:val="002D74CB"/>
+    <w:rsid w:val="00A13D48"/>
     <w:rPr>
       <w:rFonts w:ascii="Arial" w:hAnsi="Arial" w:cs="Arial"/>
       <w:color w:val="000000"/>

--- a/docs/skill-documents/starling-audio-pack.docx
+++ b/docs/skill-documents/starling-audio-pack.docx
@@ -45,7 +45,7 @@
         <w:rPr>
           <w:sz w:val="16"/>
         </w:rPr>
-        <w:t>Snapshot 21 October 2026</w:t>
+        <w:t>Snapshot 30 October 2026</w:t>
       </w:r>
     </w:p>
     <w:p>
@@ -58,7 +58,7 @@
         <w:rPr>
           <w:sz w:val="16"/>
         </w:rPr>
-        <w:t>Original file: D:\Emergent Narrative\en2 website\.work-starling-update\starling-audio-pack\SKILL.md</w:t>
+        <w:t>Original file: C:\Users\darsh\Downloads\roleplay\github\starling-automation\starling-audio-pack\SKILL.md</w:t>
       </w:r>
     </w:p>
     <w:p>
@@ -853,7 +853,7 @@
     <w:link w:val="TitleChar"/>
     <w:uiPriority w:val="10"/>
     <w:qFormat/>
-    <w:rsid w:val="00A13D48"/>
+    <w:rsid w:val="005A7A10"/>
     <w:pPr>
       <w:spacing w:after="0"/>
       <w:contextualSpacing/>
@@ -872,7 +872,7 @@
     <w:basedOn w:val="DefaultParagraphFont"/>
     <w:link w:val="Title"/>
     <w:uiPriority w:val="10"/>
-    <w:rsid w:val="00A13D48"/>
+    <w:rsid w:val="005A7A10"/>
     <w:rPr>
       <w:rFonts w:asciiTheme="majorHAnsi" w:eastAsiaTheme="majorEastAsia" w:hAnsiTheme="majorHAnsi" w:cstheme="majorBidi"/>
       <w:spacing w:val="-10"/>
@@ -887,7 +887,7 @@
     <w:link w:val="HeaderChar"/>
     <w:uiPriority w:val="99"/>
     <w:unhideWhenUsed/>
-    <w:rsid w:val="00A13D48"/>
+    <w:rsid w:val="005A7A10"/>
     <w:pPr>
       <w:tabs>
         <w:tab w:val="center" w:pos="4513"/>
@@ -901,7 +901,7 @@
     <w:basedOn w:val="DefaultParagraphFont"/>
     <w:link w:val="Header"/>
     <w:uiPriority w:val="99"/>
-    <w:rsid w:val="00A13D48"/>
+    <w:rsid w:val="005A7A10"/>
     <w:rPr>
       <w:rFonts w:ascii="Arial" w:hAnsi="Arial" w:cs="Arial"/>
       <w:color w:val="000000"/>
@@ -914,7 +914,7 @@
     <w:link w:val="FooterChar"/>
     <w:uiPriority w:val="99"/>
     <w:unhideWhenUsed/>
-    <w:rsid w:val="00A13D48"/>
+    <w:rsid w:val="005A7A10"/>
     <w:pPr>
       <w:tabs>
         <w:tab w:val="center" w:pos="4513"/>
@@ -928,7 +928,7 @@
     <w:basedOn w:val="DefaultParagraphFont"/>
     <w:link w:val="Footer"/>
     <w:uiPriority w:val="99"/>
-    <w:rsid w:val="00A13D48"/>
+    <w:rsid w:val="005A7A10"/>
     <w:rPr>
       <w:rFonts w:ascii="Arial" w:hAnsi="Arial" w:cs="Arial"/>
       <w:color w:val="000000"/>

--- a/docs/skill-documents/starling-audio-pack.docx
+++ b/docs/skill-documents/starling-audio-pack.docx
@@ -45,7 +45,7 @@
         <w:rPr>
           <w:sz w:val="16"/>
         </w:rPr>
-        <w:t>Snapshot 30 October 2026</w:t>
+        <w:t>Snapshot 31 October 2026</w:t>
       </w:r>
     </w:p>
     <w:p>
@@ -853,7 +853,7 @@
     <w:link w:val="TitleChar"/>
     <w:uiPriority w:val="10"/>
     <w:qFormat/>
-    <w:rsid w:val="005A7A10"/>
+    <w:rsid w:val="00BA0881"/>
     <w:pPr>
       <w:spacing w:after="0"/>
       <w:contextualSpacing/>
@@ -872,7 +872,7 @@
     <w:basedOn w:val="DefaultParagraphFont"/>
     <w:link w:val="Title"/>
     <w:uiPriority w:val="10"/>
-    <w:rsid w:val="005A7A10"/>
+    <w:rsid w:val="00BA0881"/>
     <w:rPr>
       <w:rFonts w:asciiTheme="majorHAnsi" w:eastAsiaTheme="majorEastAsia" w:hAnsiTheme="majorHAnsi" w:cstheme="majorBidi"/>
       <w:spacing w:val="-10"/>
@@ -887,7 +887,7 @@
     <w:link w:val="HeaderChar"/>
     <w:uiPriority w:val="99"/>
     <w:unhideWhenUsed/>
-    <w:rsid w:val="005A7A10"/>
+    <w:rsid w:val="00BA0881"/>
     <w:pPr>
       <w:tabs>
         <w:tab w:val="center" w:pos="4513"/>
@@ -901,7 +901,7 @@
     <w:basedOn w:val="DefaultParagraphFont"/>
     <w:link w:val="Header"/>
     <w:uiPriority w:val="99"/>
-    <w:rsid w:val="005A7A10"/>
+    <w:rsid w:val="00BA0881"/>
     <w:rPr>
       <w:rFonts w:ascii="Arial" w:hAnsi="Arial" w:cs="Arial"/>
       <w:color w:val="000000"/>
@@ -914,7 +914,7 @@
     <w:link w:val="FooterChar"/>
     <w:uiPriority w:val="99"/>
     <w:unhideWhenUsed/>
-    <w:rsid w:val="005A7A10"/>
+    <w:rsid w:val="00BA0881"/>
     <w:pPr>
       <w:tabs>
         <w:tab w:val="center" w:pos="4513"/>
@@ -928,7 +928,7 @@
     <w:basedOn w:val="DefaultParagraphFont"/>
     <w:link w:val="Footer"/>
     <w:uiPriority w:val="99"/>
-    <w:rsid w:val="005A7A10"/>
+    <w:rsid w:val="00BA0881"/>
     <w:rPr>
       <w:rFonts w:ascii="Arial" w:hAnsi="Arial" w:cs="Arial"/>
       <w:color w:val="000000"/>
